--- a/docs (springboot)/key_points.docx
+++ b/docs (springboot)/key_points.docx
@@ -21,6 +21,19 @@
           <w:szCs w:val="22"/>
         </w:rPr>
       </w:pPr>
+      <w:bookmarkStart w:id="0" w:name="_GoBack"/>
+      <w:r>
+        <w:rPr>
+          <w:rFonts w:hint="default" w:ascii="Bodoni MT" w:hAnsi="Bodoni MT" w:eastAsia="等线" w:cs="Bodoni MT"/>
+          <w:color w:val="C00000"/>
+          <w:kern w:val="0"/>
+          <w:sz w:val="22"/>
+          <w:szCs w:val="22"/>
+          <w:lang w:val="en-IN" w:eastAsia="zh-CN" w:bidi="ar"/>
+        </w:rPr>
+        <w:t>ResponseEntity is not sent to global ResponseHandler</w:t>
+      </w:r>
+      <w:bookmarkEnd w:id="0"/>
       <w:r>
         <w:rPr>
           <w:rFonts w:hint="default" w:ascii="Bodoni MT" w:hAnsi="Bodoni MT" w:eastAsia="等线" w:cs="Bodoni MT"/>
@@ -30,7 +43,7 @@
           <w:szCs w:val="22"/>
           <w:lang w:val="en-IN" w:eastAsia="zh-CN" w:bidi="ar"/>
         </w:rPr>
-        <w:t xml:space="preserve">ResponseEntity is not sent to global ResponseHandler (having </w:t>
+        <w:t xml:space="preserve"> (having </w:t>
       </w:r>
       <w:r>
         <w:rPr>
@@ -1974,8 +1987,6 @@
           <w:highlight w:val="none"/>
         </w:rPr>
       </w:pPr>
-      <w:bookmarkStart w:id="0" w:name="_GoBack"/>
-      <w:bookmarkEnd w:id="0"/>
     </w:p>
     <w:p>
       <w:pPr>
@@ -2479,7 +2490,7 @@
     <w:lsdException w:qFormat="1" w:unhideWhenUsed="0" w:uiPriority="0" w:semiHidden="0" w:name="index 5"/>
     <w:lsdException w:qFormat="1" w:unhideWhenUsed="0" w:uiPriority="0" w:semiHidden="0" w:name="index 6"/>
     <w:lsdException w:qFormat="1" w:unhideWhenUsed="0" w:uiPriority="0" w:semiHidden="0" w:name="index 7"/>
-    <w:lsdException w:unhideWhenUsed="0" w:uiPriority="0" w:semiHidden="0" w:name="index 8"/>
+    <w:lsdException w:qFormat="1" w:unhideWhenUsed="0" w:uiPriority="0" w:semiHidden="0" w:name="index 8"/>
     <w:lsdException w:qFormat="1" w:unhideWhenUsed="0" w:uiPriority="0" w:semiHidden="0" w:name="index 9"/>
     <w:lsdException w:qFormat="1" w:unhideWhenUsed="0" w:uiPriority="0" w:semiHidden="0" w:name="toc 1"/>
     <w:lsdException w:qFormat="1" w:unhideWhenUsed="0" w:uiPriority="0" w:semiHidden="0" w:name="toc 2"/>
@@ -2533,7 +2544,7 @@
     <w:lsdException w:qFormat="1" w:unhideWhenUsed="0" w:uiPriority="0" w:semiHidden="0" w:name="List Continue"/>
     <w:lsdException w:qFormat="1" w:unhideWhenUsed="0" w:uiPriority="0" w:semiHidden="0" w:name="List Continue 2"/>
     <w:lsdException w:qFormat="1" w:unhideWhenUsed="0" w:uiPriority="0" w:semiHidden="0" w:name="List Continue 3"/>
-    <w:lsdException w:unhideWhenUsed="0" w:uiPriority="0" w:semiHidden="0" w:name="List Continue 4"/>
+    <w:lsdException w:qFormat="1" w:unhideWhenUsed="0" w:uiPriority="0" w:semiHidden="0" w:name="List Continue 4"/>
     <w:lsdException w:qFormat="1" w:unhideWhenUsed="0" w:uiPriority="0" w:semiHidden="0" w:name="List Continue 5"/>
     <w:lsdException w:qFormat="1" w:unhideWhenUsed="0" w:uiPriority="0" w:semiHidden="0" w:name="Message Header"/>
     <w:lsdException w:qFormat="1" w:unhideWhenUsed="0" w:uiPriority="0" w:semiHidden="0" w:name="Subtitle"/>
@@ -3403,6 +3414,7 @@
     <w:name w:val="index 8"/>
     <w:basedOn w:val="1"/>
     <w:next w:val="1"/>
+    <w:qFormat/>
     <w:uiPriority w:val="0"/>
     <w:pPr>
       <w:ind w:left="1400" w:leftChars="1400"/>
@@ -3572,6 +3584,7 @@
   <w:style w:type="paragraph" w:styleId="76">
     <w:name w:val="List Continue 4"/>
     <w:basedOn w:val="1"/>
+    <w:qFormat/>
     <w:uiPriority w:val="0"/>
     <w:pPr>
       <w:spacing w:after="120"/>
